--- a/Files/02 - Shemos/01 - Shemos/5784/Shemos 5784.docx
+++ b/Files/02 - Shemos/01 - Shemos/5784/Shemos 5784.docx
@@ -2071,7 +2071,7 @@
         <w:rPr>
           <w:rFonts w:ascii="Times New Roman" w:hAnsi="Times New Roman" w:cs="Times New Roman"/>
         </w:rPr>
-        <w:t>. So how could</w:t>
+        <w:t xml:space="preserve">. So how could </w:t>
       </w:r>
       <w:r>
         <w:rPr>
@@ -2236,7 +2236,7 @@
         <w:rPr>
           <w:rFonts w:ascii="Times New Roman" w:hAnsi="Times New Roman" w:cs="Times New Roman"/>
         </w:rPr>
-        <w:t>s inauguration as</w:t>
+        <w:t xml:space="preserve">s inauguration as </w:t>
       </w:r>
       <w:r>
         <w:rPr>
@@ -2654,7 +2654,7 @@
         <w:rPr>
           <w:rFonts w:ascii="Times New Roman" w:hAnsi="Times New Roman" w:cs="Times New Roman"/>
         </w:rPr>
-        <w:t xml:space="preserve"> and</w:t>
+        <w:t xml:space="preserve"> and </w:t>
       </w:r>
       <w:r>
         <w:rPr>

--- a/Files/02 - Shemos/01 - Shemos/5784/Shemos 5784.docx
+++ b/Files/02 - Shemos/01 - Shemos/5784/Shemos 5784.docx
@@ -313,7 +313,7 @@
           <w:rFonts w:ascii="Times New Roman" w:hAnsi="Times New Roman" w:cs="Times New Roman"/>
           <w:rtl/>
         </w:rPr>
-        <w:t>"</w:t>
+        <w:t>״</w:t>
       </w:r>
       <w:r>
         <w:rPr>
@@ -524,7 +524,7 @@
           <w:rFonts w:ascii="Times New Roman" w:hAnsi="Times New Roman" w:cs="Times New Roman"/>
           <w:rtl/>
         </w:rPr>
-        <w:t>"</w:t>
+        <w:t>״</w:t>
       </w:r>
       <w:r>
         <w:rPr>
@@ -2740,7 +2740,7 @@
           <w:rFonts w:ascii="Times New Roman" w:hAnsi="Times New Roman" w:cs="Times New Roman"/>
           <w:rtl/>
         </w:rPr>
-        <w:t>"</w:t>
+        <w:t>״</w:t>
       </w:r>
       <w:r>
         <w:rPr>
@@ -2976,7 +2976,7 @@
           <w:rFonts w:ascii="Times New Roman" w:hAnsi="Times New Roman" w:cs="Times New Roman"/>
           <w:rtl/>
         </w:rPr>
-        <w:t>"</w:t>
+        <w:t>״</w:t>
       </w:r>
       <w:r>
         <w:rPr>
